--- a/AWS/AWS Lambda/Notes.docx
+++ b/AWS/AWS Lambda/Notes.docx
@@ -514,6 +514,28 @@
           <w:lang w:val="en-US"/>
         </w:rPr>
         <w:t>Helps us achieve the publisher subscriber architecture style, details of the publisher subscriber were already covered in the SWA</w:t>
+      </w:r>
+      <w:r>
+        <w:rPr>
+          <w:color w:val="000000" w:themeColor="text1"/>
+          <w:lang w:val="en-US"/>
+        </w:rPr>
+        <w:t>. Can trigger emails to 3</w:t>
+      </w:r>
+      <w:r>
+        <w:rPr>
+          <w:color w:val="000000" w:themeColor="text1"/>
+          <w:vertAlign w:val="superscript"/>
+          <w:lang w:val="en-US"/>
+        </w:rPr>
+        <w:t>rd</w:t>
+      </w:r>
+      <w:r>
+        <w:rPr>
+          <w:color w:val="000000" w:themeColor="text1"/>
+          <w:lang w:val="en-US"/>
+        </w:rPr>
+        <w:t xml:space="preserve"> parties as well.</w:t>
       </w:r>
     </w:p>
     <w:sectPr>
@@ -1128,6 +1150,7 @@
   <w:style w:type="character" w:default="1" w:styleId="DefaultParagraphFont">
     <w:name w:val="Default Paragraph Font"/>
     <w:uiPriority w:val="1"/>
+    <w:semiHidden/>
     <w:unhideWhenUsed/>
   </w:style>
   <w:style w:type="table" w:default="1" w:styleId="TableNormal">
